--- a/advanced crypto wk1-5 version 2.docx
+++ b/advanced crypto wk1-5 version 2.docx
@@ -580,9 +580,17 @@
           <w:rPr>
             <w:rStyle w:val="Hyperlink"/>
           </w:rPr>
-          <w:t>https://github.com/mathembocarol6-jpg/crypto_analysis</w:t>
+          <w:t>https://github.com/mathembocarol6-jpg/</w:t>
+        </w:r>
+        <w:r>
+          <w:rPr>
+            <w:rStyle w:val="Hyperlink"/>
+          </w:rPr>
+          <w:t>BIT4138</w:t>
         </w:r>
       </w:hyperlink>
+      <w:bookmarkStart w:id="0" w:name="_GoBack"/>
+      <w:bookmarkEnd w:id="0"/>
       <w:r>
         <w:t xml:space="preserve"> </w:t>
       </w:r>
@@ -3592,8 +3600,6 @@
             <w:fldChar w:fldCharType="end"/>
           </w:r>
         </w:p>
-        <w:bookmarkStart w:id="0" w:name="_GoBack" w:displacedByCustomXml="next"/>
-        <w:bookmarkEnd w:id="0" w:displacedByCustomXml="next"/>
       </w:sdtContent>
     </w:sdt>
     <w:p>
@@ -7327,6 +7333,9 @@
     </w:p>
     <w:p>
       <w:r>
+        <w:rPr>
+          <w:noProof/>
+        </w:rPr>
         <w:drawing>
           <wp:inline distT="0" distB="0" distL="0" distR="0" wp14:anchorId="2B2665AF" wp14:editId="5E2C223D">
             <wp:extent cx="5943600" cy="3166110"/>
@@ -9946,7 +9955,7 @@
 </file>
 
 <file path=customXml/itemProps1.xml><?xml version="1.0" encoding="utf-8"?>
-<ds:datastoreItem xmlns:ds="http://schemas.openxmlformats.org/officeDocument/2006/customXml" ds:itemID="{EF546177-2850-4A2C-A28B-A1B54AFEA00C}">
+<ds:datastoreItem xmlns:ds="http://schemas.openxmlformats.org/officeDocument/2006/customXml" ds:itemID="{506D7A42-F77D-4018-9175-F42CF4DFC47D}">
   <ds:schemaRefs>
     <ds:schemaRef ds:uri="http://schemas.openxmlformats.org/officeDocument/2006/bibliography"/>
   </ds:schemaRefs>
